--- a/fuentes/228126_CF10_AD.docx
+++ b/fuentes/228126_CF10_AD.docx
@@ -309,29 +309,7 @@
                 <w:sz w:val="20"/>
                 <w:szCs w:val="20"/>
               </w:rPr>
-              <w:t xml:space="preserve">Señale en la columna </w:t>
-            </w:r>
-            <w:proofErr w:type="spellStart"/>
-            <w:r>
-              <w:rPr>
-                <w:rFonts w:eastAsia="Calibri"/>
-                <w:b w:val="0"/>
-                <w:color w:val="595959"/>
-                <w:sz w:val="20"/>
-                <w:szCs w:val="20"/>
-              </w:rPr>
-              <w:t>Rta</w:t>
-            </w:r>
-            <w:proofErr w:type="spellEnd"/>
-            <w:r>
-              <w:rPr>
-                <w:rFonts w:eastAsia="Calibri"/>
-                <w:b w:val="0"/>
-                <w:color w:val="595959"/>
-                <w:sz w:val="20"/>
-                <w:szCs w:val="20"/>
-              </w:rPr>
-              <w:t>. Correcta con una (x) de acuerdo con las opciones presentadas.</w:t>
+              <w:t>Señale en la columna Rta. Correcta con una (x) de acuerdo con las opciones presentadas.</w:t>
             </w:r>
           </w:p>
           <w:p>
@@ -482,7 +460,18 @@
                 <w:szCs w:val="20"/>
                 <w:lang w:val="es-CO"/>
               </w:rPr>
-              <w:t>Gestión del proceso de pruebas de software</w:t>
+              <w:t xml:space="preserve">Gestión del proceso de pruebas de </w:t>
+            </w:r>
+            <w:r>
+              <w:rPr>
+                <w:i/>
+                <w:iCs/>
+                <w:color w:val="auto"/>
+                <w:sz w:val="20"/>
+                <w:szCs w:val="20"/>
+                <w:lang w:val="es-CO"/>
+              </w:rPr>
+              <w:t>software</w:t>
             </w:r>
             <w:r>
               <w:rPr>
@@ -610,7 +599,17 @@
                 <w:sz w:val="20"/>
                 <w:szCs w:val="20"/>
               </w:rPr>
-              <w:t>Desafío QA master: dominio del proceso de pruebas de software</w:t>
+              <w:t xml:space="preserve">Desafío QA master: dominio del proceso de pruebas de </w:t>
+            </w:r>
+            <w:r>
+              <w:rPr>
+                <w:i/>
+                <w:iCs/>
+                <w:color w:val="auto"/>
+                <w:sz w:val="20"/>
+                <w:szCs w:val="20"/>
+              </w:rPr>
+              <w:t>software</w:t>
             </w:r>
           </w:p>
         </w:tc>
@@ -667,7 +666,25 @@
                 <w:sz w:val="20"/>
                 <w:szCs w:val="20"/>
               </w:rPr>
-              <w:t>Evaluar de forma integral los conocimientos sobre el proceso de pruebas de software, abarcando metodologías de desarrollo, fundamentos, técnicas, gestión, automatización y mejora continua, con el propósito de fortalecer la comprensión conceptual y aplicada en entornos reales de desarrollo y aseguramiento de la calidad.</w:t>
+              <w:t xml:space="preserve">Evaluar de forma integral los conocimientos sobre el proceso de pruebas de </w:t>
+            </w:r>
+            <w:r>
+              <w:rPr>
+                <w:i/>
+                <w:iCs/>
+                <w:color w:val="auto"/>
+                <w:sz w:val="20"/>
+                <w:szCs w:val="20"/>
+              </w:rPr>
+              <w:t>software</w:t>
+            </w:r>
+            <w:r>
+              <w:rPr>
+                <w:color w:val="auto"/>
+                <w:sz w:val="20"/>
+                <w:szCs w:val="20"/>
+              </w:rPr>
+              <w:t>, abarcando metodologías de desarrollo, fundamentos, técnicas, gestión, automatización y mejora continua, con el propósito de fortalecer la comprensión conceptual y aplicada en entornos reales de desarrollo y aseguramiento de la calidad.</w:t>
             </w:r>
           </w:p>
         </w:tc>
@@ -824,7 +841,33 @@
                 <w:szCs w:val="20"/>
                 <w:lang w:val="es-CO"/>
               </w:rPr>
-              <w:t>¿Cuál es el propósito principal de una metodología de desarrollo de software?</w:t>
+              <w:t xml:space="preserve">¿Cuál es el propósito principal de una metodología de desarrollo de </w:t>
+            </w:r>
+            <w:r>
+              <w:rPr>
+                <w:rFonts w:eastAsia="Calibri"/>
+                <w:b/>
+                <w:bCs/>
+                <w:i/>
+                <w:iCs/>
+                <w:color w:val="000000" w:themeColor="text1"/>
+                <w:sz w:val="20"/>
+                <w:szCs w:val="20"/>
+                <w:lang w:val="es-CO"/>
+              </w:rPr>
+              <w:t>software</w:t>
+            </w:r>
+            <w:r>
+              <w:rPr>
+                <w:rFonts w:eastAsia="Calibri"/>
+                <w:b/>
+                <w:bCs/>
+                <w:color w:val="000000" w:themeColor="text1"/>
+                <w:sz w:val="20"/>
+                <w:szCs w:val="20"/>
+                <w:lang w:val="es-CO"/>
+              </w:rPr>
+              <w:t>?</w:t>
             </w:r>
           </w:p>
         </w:tc>
@@ -2449,7 +2492,33 @@
                 <w:szCs w:val="20"/>
                 <w:lang w:val="es-CO"/>
               </w:rPr>
-              <w:t>¿Cuál es el objetivo principal de las pruebas de software?</w:t>
+              <w:t xml:space="preserve">¿Cuál es el objetivo principal de las pruebas de </w:t>
+            </w:r>
+            <w:r>
+              <w:rPr>
+                <w:rFonts w:eastAsia="Calibri"/>
+                <w:b/>
+                <w:bCs/>
+                <w:i/>
+                <w:iCs/>
+                <w:color w:val="000000" w:themeColor="text1"/>
+                <w:sz w:val="20"/>
+                <w:szCs w:val="20"/>
+                <w:lang w:val="es-CO"/>
+              </w:rPr>
+              <w:t>software</w:t>
+            </w:r>
+            <w:r>
+              <w:rPr>
+                <w:rFonts w:eastAsia="Calibri"/>
+                <w:b/>
+                <w:bCs/>
+                <w:color w:val="000000" w:themeColor="text1"/>
+                <w:sz w:val="20"/>
+                <w:szCs w:val="20"/>
+                <w:lang w:val="es-CO"/>
+              </w:rPr>
+              <w:t>?</w:t>
             </w:r>
           </w:p>
         </w:tc>
@@ -3604,17 +3673,17 @@
               </w:rPr>
               <w:t xml:space="preserve">Validación de </w:t>
             </w:r>
-            <w:proofErr w:type="spellStart"/>
-            <w:r>
-              <w:rPr>
-                <w:rFonts w:eastAsia="Calibri"/>
+            <w:r>
+              <w:rPr>
+                <w:rFonts w:eastAsia="Calibri"/>
+                <w:i/>
+                <w:iCs/>
                 <w:color w:val="000000" w:themeColor="text1"/>
                 <w:sz w:val="20"/>
                 <w:szCs w:val="20"/>
               </w:rPr>
               <w:t>login</w:t>
             </w:r>
-            <w:proofErr w:type="spellEnd"/>
             <w:r>
               <w:rPr>
                 <w:rFonts w:eastAsia="Calibri"/>
@@ -6868,39 +6937,8 @@
                 <w:sz w:val="20"/>
                 <w:szCs w:val="20"/>
               </w:rPr>
-              <w:t xml:space="preserve">Test → </w:t>
-            </w:r>
-            <w:proofErr w:type="spellStart"/>
-            <w:r>
-              <w:rPr>
-                <w:rFonts w:eastAsia="Calibri"/>
-                <w:color w:val="000000" w:themeColor="text1"/>
-                <w:sz w:val="20"/>
-                <w:szCs w:val="20"/>
-              </w:rPr>
-              <w:t>Deploy</w:t>
-            </w:r>
-            <w:proofErr w:type="spellEnd"/>
-            <w:r>
-              <w:rPr>
-                <w:rFonts w:eastAsia="Calibri"/>
-                <w:color w:val="000000" w:themeColor="text1"/>
-                <w:sz w:val="20"/>
-                <w:szCs w:val="20"/>
-              </w:rPr>
-              <w:t xml:space="preserve"> → </w:t>
-            </w:r>
-            <w:proofErr w:type="spellStart"/>
-            <w:r>
-              <w:rPr>
-                <w:rFonts w:eastAsia="Calibri"/>
-                <w:color w:val="000000" w:themeColor="text1"/>
-                <w:sz w:val="20"/>
-                <w:szCs w:val="20"/>
-              </w:rPr>
-              <w:t>Design</w:t>
-            </w:r>
-            <w:proofErr w:type="spellEnd"/>
+              <w:t>Test → Deploy → Design</w:t>
+            </w:r>
             <w:r>
               <w:rPr>
                 <w:rFonts w:eastAsia="Calibri"/>
@@ -6975,37 +7013,15 @@
                 <w:szCs w:val="20"/>
               </w:rPr>
             </w:pPr>
-            <w:proofErr w:type="spellStart"/>
-            <w:r>
-              <w:rPr>
-                <w:rFonts w:eastAsia="Calibri"/>
-                <w:color w:val="000000" w:themeColor="text1"/>
-                <w:sz w:val="20"/>
-                <w:szCs w:val="20"/>
-              </w:rPr>
-              <w:t>Code</w:t>
-            </w:r>
-            <w:proofErr w:type="spellEnd"/>
-            <w:r>
-              <w:rPr>
-                <w:rFonts w:eastAsia="Calibri"/>
-                <w:color w:val="000000" w:themeColor="text1"/>
-                <w:sz w:val="20"/>
-                <w:szCs w:val="20"/>
-              </w:rPr>
-              <w:t xml:space="preserve"> → Test → </w:t>
-            </w:r>
-            <w:proofErr w:type="spellStart"/>
-            <w:r>
-              <w:rPr>
-                <w:rFonts w:eastAsia="Calibri"/>
-                <w:color w:val="000000" w:themeColor="text1"/>
-                <w:sz w:val="20"/>
-                <w:szCs w:val="20"/>
-              </w:rPr>
-              <w:t>Debug</w:t>
-            </w:r>
-            <w:proofErr w:type="spellEnd"/>
+            <w:r>
+              <w:rPr>
+                <w:rFonts w:eastAsia="Calibri"/>
+                <w:color w:val="000000" w:themeColor="text1"/>
+                <w:sz w:val="20"/>
+                <w:szCs w:val="20"/>
+              </w:rPr>
+              <w:t>Code → Test → Debug</w:t>
+            </w:r>
             <w:r>
               <w:rPr>
                 <w:rFonts w:eastAsia="Calibri"/>
@@ -7087,19 +7103,8 @@
                 <w:sz w:val="20"/>
                 <w:szCs w:val="20"/>
               </w:rPr>
-              <w:t xml:space="preserve">Red → Green → </w:t>
-            </w:r>
-            <w:proofErr w:type="spellStart"/>
-            <w:r>
-              <w:rPr>
-                <w:rFonts w:eastAsia="Calibri"/>
-                <w:color w:val="000000" w:themeColor="text1"/>
-                <w:sz w:val="20"/>
-                <w:szCs w:val="20"/>
-              </w:rPr>
-              <w:t>Refactor</w:t>
-            </w:r>
-            <w:proofErr w:type="spellEnd"/>
+              <w:t>Red → Green → Refactor</w:t>
+            </w:r>
             <w:r>
               <w:rPr>
                 <w:rFonts w:eastAsia="Calibri"/>
@@ -7192,42 +7197,8 @@
                 <w:szCs w:val="20"/>
                 <w:lang w:val="es-CO"/>
               </w:rPr>
-              <w:t xml:space="preserve">Plan → </w:t>
-            </w:r>
-            <w:proofErr w:type="spellStart"/>
-            <w:r>
-              <w:rPr>
-                <w:rFonts w:eastAsia="Calibri"/>
-                <w:color w:val="000000" w:themeColor="text1"/>
-                <w:sz w:val="20"/>
-                <w:szCs w:val="20"/>
-                <w:lang w:val="es-CO"/>
-              </w:rPr>
-              <w:t>Execute</w:t>
-            </w:r>
-            <w:proofErr w:type="spellEnd"/>
-            <w:r>
-              <w:rPr>
-                <w:rFonts w:eastAsia="Calibri"/>
-                <w:color w:val="000000" w:themeColor="text1"/>
-                <w:sz w:val="20"/>
-                <w:szCs w:val="20"/>
-                <w:lang w:val="es-CO"/>
-              </w:rPr>
-              <w:t xml:space="preserve"> → </w:t>
-            </w:r>
-            <w:proofErr w:type="spellStart"/>
-            <w:r>
-              <w:rPr>
-                <w:rFonts w:eastAsia="Calibri"/>
-                <w:color w:val="000000" w:themeColor="text1"/>
-                <w:sz w:val="20"/>
-                <w:szCs w:val="20"/>
-                <w:lang w:val="es-CO"/>
-              </w:rPr>
-              <w:t>Report</w:t>
-            </w:r>
-            <w:proofErr w:type="spellEnd"/>
+              <w:t>Plan → Execute → Report</w:t>
+            </w:r>
             <w:r>
               <w:rPr>
                 <w:rFonts w:eastAsia="Calibri"/>
@@ -7579,7 +7550,6 @@
                 <w:szCs w:val="20"/>
               </w:rPr>
             </w:pPr>
-            <w:proofErr w:type="spellStart"/>
             <w:r>
               <w:rPr>
                 <w:rFonts w:eastAsia="Calibri"/>
@@ -7589,7 +7559,6 @@
               </w:rPr>
               <w:t>Selenium</w:t>
             </w:r>
-            <w:proofErr w:type="spellEnd"/>
             <w:r>
               <w:rPr>
                 <w:rFonts w:eastAsia="Calibri"/>
@@ -9250,7 +9219,18 @@
                 <w:sz w:val="20"/>
                 <w:szCs w:val="20"/>
               </w:rPr>
-              <w:t>Diseñar software</w:t>
+              <w:t xml:space="preserve">Diseñar </w:t>
+            </w:r>
+            <w:r>
+              <w:rPr>
+                <w:rFonts w:eastAsia="Calibri"/>
+                <w:i/>
+                <w:iCs/>
+                <w:color w:val="000000" w:themeColor="text1"/>
+                <w:sz w:val="20"/>
+                <w:szCs w:val="20"/>
+              </w:rPr>
+              <w:t>software</w:t>
             </w:r>
             <w:r>
               <w:rPr>
@@ -10220,7 +10200,18 @@
                 <w:sz w:val="20"/>
                 <w:szCs w:val="20"/>
               </w:rPr>
-              <w:t>Validación final del software</w:t>
+              <w:t xml:space="preserve">Validación final del </w:t>
+            </w:r>
+            <w:r>
+              <w:rPr>
+                <w:rFonts w:eastAsia="Calibri"/>
+                <w:i/>
+                <w:iCs/>
+                <w:color w:val="000000" w:themeColor="text1"/>
+                <w:sz w:val="20"/>
+                <w:szCs w:val="20"/>
+              </w:rPr>
+              <w:t>software</w:t>
             </w:r>
             <w:r>
               <w:rPr>
@@ -10615,12 +10606,13 @@
               </w:rPr>
               <w:t xml:space="preserve">¿Qué es el </w:t>
             </w:r>
-            <w:proofErr w:type="spellStart"/>
             <w:r>
               <w:rPr>
                 <w:rFonts w:eastAsia="Calibri"/>
                 <w:b/>
                 <w:bCs/>
+                <w:i/>
+                <w:iCs/>
                 <w:color w:val="000000" w:themeColor="text1"/>
                 <w:sz w:val="20"/>
                 <w:szCs w:val="20"/>
@@ -10628,7 +10620,6 @@
               </w:rPr>
               <w:t>refactoring</w:t>
             </w:r>
-            <w:proofErr w:type="spellEnd"/>
             <w:r>
               <w:rPr>
                 <w:rFonts w:eastAsia="Calibri"/>
@@ -12006,27 +11997,15 @@
                 <w:szCs w:val="20"/>
               </w:rPr>
             </w:pPr>
-            <w:proofErr w:type="gramStart"/>
-            <w:r>
-              <w:rPr>
-                <w:rFonts w:eastAsia="Calibri"/>
-                <w:b/>
-                <w:color w:val="595959"/>
-                <w:sz w:val="20"/>
-                <w:szCs w:val="20"/>
-              </w:rPr>
-              <w:t>Revisión evaluador</w:t>
-            </w:r>
-            <w:proofErr w:type="gramEnd"/>
-            <w:r>
-              <w:rPr>
-                <w:rFonts w:eastAsia="Calibri"/>
-                <w:b/>
-                <w:color w:val="595959"/>
-                <w:sz w:val="20"/>
-                <w:szCs w:val="20"/>
-              </w:rPr>
-              <w:t xml:space="preserve"> instruccional</w:t>
+            <w:r>
+              <w:rPr>
+                <w:rFonts w:eastAsia="Calibri"/>
+                <w:b/>
+                <w:color w:val="595959"/>
+                <w:sz w:val="20"/>
+                <w:szCs w:val="20"/>
+              </w:rPr>
+              <w:t>Revisión evaluador instruccional</w:t>
             </w:r>
           </w:p>
         </w:tc>
@@ -12106,7 +12085,17 @@
                 <w:sz w:val="20"/>
                 <w:szCs w:val="20"/>
               </w:rPr>
-              <w:t>Febrero de 2026</w:t>
+              <w:t>Septiembre</w:t>
+            </w:r>
+            <w:r>
+              <w:rPr>
+                <w:rFonts w:eastAsia="Calibri"/>
+                <w:b/>
+                <w:color w:val="595959"/>
+                <w:sz w:val="20"/>
+                <w:szCs w:val="20"/>
+              </w:rPr>
+              <w:t xml:space="preserve"> de 2026</w:t>
             </w:r>
           </w:p>
         </w:tc>
@@ -12468,7 +12457,7 @@
             </wp:anchor>
           </w:drawing>
         </mc:Choice>
-        <mc:Fallback xmlns:w16sdtfl="http://schemas.microsoft.com/office/word/2024/wordml/sdtformatlock" xmlns:w16du="http://schemas.microsoft.com/office/word/2023/wordml/word16du" xmlns:oel="http://schemas.microsoft.com/office/2019/extlst">
+        <mc:Fallback xmlns:oel="http://schemas.microsoft.com/office/2019/extlst" xmlns:w16du="http://schemas.microsoft.com/office/word/2023/wordml/word16du" xmlns:w16sdtfl="http://schemas.microsoft.com/office/word/2024/wordml/sdtformatlock">
           <w:pict>
             <v:rect w14:anchorId="4CD7B852" id="Rectángulo 1" o:spid="_x0000_s1026" style="position:absolute;margin-left:-54pt;margin-top:-14.4pt;width:460.5pt;height:112.3pt;z-index:251659264;visibility:visible;mso-wrap-style:square;mso-wrap-distance-left:9pt;mso-wrap-distance-top:3.6pt;mso-wrap-distance-right:9pt;mso-wrap-distance-bottom:3.6pt;mso-position-horizontal:absolute;mso-position-horizontal-relative:text;mso-position-vertical:absolute;mso-position-vertical-relative:text;v-text-anchor:top" o:gfxdata="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" filled="f" stroked="f">
               <v:textbox inset="2.53958mm,1.2694mm,2.53958mm,1.2694mm">
@@ -13833,26 +13822,6 @@
 </file>
 
 <file path=customXml/item1.xml><?xml version="1.0" encoding="utf-8"?>
-<?mso-contentType ?>
-<FormTemplates xmlns="http://schemas.microsoft.com/sharepoint/v3/contenttype/forms">
-  <Display>DocumentLibraryForm</Display>
-  <Edit>DocumentLibraryForm</Edit>
-  <New>DocumentLibraryForm</New>
-</FormTemplates>
-</file>
-
-<file path=customXml/item2.xml><?xml version="1.0" encoding="utf-8"?>
-<p:properties xmlns:p="http://schemas.microsoft.com/office/2006/metadata/properties" xmlns:xsi="http://www.w3.org/2001/XMLSchema-instance" xmlns:pc="http://schemas.microsoft.com/office/infopath/2007/PartnerControls">
-  <documentManagement>
-    <TaxCatchAll xmlns="13c90a0b-73bc-4dc0-be5f-28d77b615beb" xsi:nil="true"/>
-    <lcf76f155ced4ddcb4097134ff3c332f xmlns="13c93bba-48ce-428c-bfe5-88b42c19b028">
-      <Terms xmlns="http://schemas.microsoft.com/office/infopath/2007/PartnerControls"/>
-    </lcf76f155ced4ddcb4097134ff3c332f>
-  </documentManagement>
-</p:properties>
-</file>
-
-<file path=customXml/item3.xml><?xml version="1.0" encoding="utf-8"?>
 <ct:contentTypeSchema xmlns:ct="http://schemas.microsoft.com/office/2006/metadata/contentType" xmlns:ma="http://schemas.microsoft.com/office/2006/metadata/properties/metaAttributes" ct:_="" ma:_="" ma:contentTypeName="Documento" ma:contentTypeID="0x0101006A81D6BD42E8DF4C91013959704817E1" ma:contentTypeVersion="15" ma:contentTypeDescription="Crear nuevo documento." ma:contentTypeScope="" ma:versionID="bf4f72ffd194f0963ff564daca6869f7">
   <xsd:schema xmlns:xsd="http://www.w3.org/2001/XMLSchema" xmlns:xs="http://www.w3.org/2001/XMLSchema" xmlns:p="http://schemas.microsoft.com/office/2006/metadata/properties" xmlns:ns2="13c90a0b-73bc-4dc0-be5f-28d77b615beb" xmlns:ns3="13c93bba-48ce-428c-bfe5-88b42c19b028" targetNamespace="http://schemas.microsoft.com/office/2006/metadata/properties" ma:root="true" ma:fieldsID="8718d6f4873a5b1392a45044efa78385" ns2:_="" ns3:_="">
     <xsd:import namespace="13c90a0b-73bc-4dc0-be5f-28d77b615beb"/>
@@ -14087,10 +14056,41 @@
 </ct:contentTypeSchema>
 </file>
 
+<file path=customXml/item2.xml><?xml version="1.0" encoding="utf-8"?>
+<p:properties xmlns:p="http://schemas.microsoft.com/office/2006/metadata/properties" xmlns:xsi="http://www.w3.org/2001/XMLSchema-instance" xmlns:pc="http://schemas.microsoft.com/office/infopath/2007/PartnerControls">
+  <documentManagement>
+    <TaxCatchAll xmlns="13c90a0b-73bc-4dc0-be5f-28d77b615beb" xsi:nil="true"/>
+    <lcf76f155ced4ddcb4097134ff3c332f xmlns="13c93bba-48ce-428c-bfe5-88b42c19b028">
+      <Terms xmlns="http://schemas.microsoft.com/office/infopath/2007/PartnerControls"/>
+    </lcf76f155ced4ddcb4097134ff3c332f>
+  </documentManagement>
+</p:properties>
+</file>
+
+<file path=customXml/item3.xml><?xml version="1.0" encoding="utf-8"?>
+<?mso-contentType ?>
+<FormTemplates xmlns="http://schemas.microsoft.com/sharepoint/v3/contenttype/forms">
+  <Display>DocumentLibraryForm</Display>
+  <Edit>DocumentLibraryForm</Edit>
+  <New>DocumentLibraryForm</New>
+</FormTemplates>
+</file>
+
 <file path=customXml/itemProps1.xml><?xml version="1.0" encoding="utf-8"?>
-<ds:datastoreItem xmlns:ds="http://schemas.openxmlformats.org/officeDocument/2006/customXml" ds:itemID="{D91356B1-0FB8-448B-A74D-2FF735E0C29A}">
+<ds:datastoreItem xmlns:ds="http://schemas.openxmlformats.org/officeDocument/2006/customXml" ds:itemID="{1088A9C6-38A1-4A7C-BFB3-7F047FFC5A92}">
   <ds:schemaRefs>
-    <ds:schemaRef ds:uri="http://schemas.microsoft.com/sharepoint/v3/contenttype/forms"/>
+    <ds:schemaRef ds:uri="http://schemas.microsoft.com/office/2006/metadata/contentType"/>
+    <ds:schemaRef ds:uri="http://schemas.microsoft.com/office/2006/metadata/properties/metaAttributes"/>
+    <ds:schemaRef ds:uri="http://www.w3.org/2001/XMLSchema"/>
+    <ds:schemaRef ds:uri="http://schemas.microsoft.com/office/2006/metadata/properties"/>
+    <ds:schemaRef ds:uri="13c90a0b-73bc-4dc0-be5f-28d77b615beb"/>
+    <ds:schemaRef ds:uri="13c93bba-48ce-428c-bfe5-88b42c19b028"/>
+    <ds:schemaRef ds:uri="http://schemas.microsoft.com/office/2006/documentManagement/types"/>
+    <ds:schemaRef ds:uri="http://schemas.microsoft.com/office/infopath/2007/PartnerControls"/>
+    <ds:schemaRef ds:uri="http://schemas.openxmlformats.org/package/2006/metadata/core-properties"/>
+    <ds:schemaRef ds:uri="http://purl.org/dc/elements/1.1/"/>
+    <ds:schemaRef ds:uri="http://purl.org/dc/terms/"/>
+    <ds:schemaRef ds:uri="http://schemas.microsoft.com/internal/obd"/>
   </ds:schemaRefs>
 </ds:datastoreItem>
 </file>
@@ -14107,20 +14107,9 @@
 </file>
 
 <file path=customXml/itemProps3.xml><?xml version="1.0" encoding="utf-8"?>
-<ds:datastoreItem xmlns:ds="http://schemas.openxmlformats.org/officeDocument/2006/customXml" ds:itemID="{1088A9C6-38A1-4A7C-BFB3-7F047FFC5A92}">
+<ds:datastoreItem xmlns:ds="http://schemas.openxmlformats.org/officeDocument/2006/customXml" ds:itemID="{D91356B1-0FB8-448B-A74D-2FF735E0C29A}">
   <ds:schemaRefs>
-    <ds:schemaRef ds:uri="http://schemas.microsoft.com/office/2006/metadata/contentType"/>
-    <ds:schemaRef ds:uri="http://schemas.microsoft.com/office/2006/metadata/properties/metaAttributes"/>
-    <ds:schemaRef ds:uri="http://www.w3.org/2001/XMLSchema"/>
-    <ds:schemaRef ds:uri="http://schemas.microsoft.com/office/2006/metadata/properties"/>
-    <ds:schemaRef ds:uri="13c90a0b-73bc-4dc0-be5f-28d77b615beb"/>
-    <ds:schemaRef ds:uri="13c93bba-48ce-428c-bfe5-88b42c19b028"/>
-    <ds:schemaRef ds:uri="http://schemas.microsoft.com/office/2006/documentManagement/types"/>
-    <ds:schemaRef ds:uri="http://schemas.microsoft.com/office/infopath/2007/PartnerControls"/>
-    <ds:schemaRef ds:uri="http://schemas.openxmlformats.org/package/2006/metadata/core-properties"/>
-    <ds:schemaRef ds:uri="http://purl.org/dc/elements/1.1/"/>
-    <ds:schemaRef ds:uri="http://purl.org/dc/terms/"/>
-    <ds:schemaRef ds:uri="http://schemas.microsoft.com/internal/obd"/>
+    <ds:schemaRef ds:uri="http://schemas.microsoft.com/sharepoint/v3/contenttype/forms"/>
   </ds:schemaRefs>
 </ds:datastoreItem>
 </file>